--- a/Unidad 07 - Terraform y LocalStack para simular Amazon Web Services/U07_02_caso_practico_01.docx
+++ b/Unidad 07 - Terraform y LocalStack para simular Amazon Web Services/U07_02_caso_practico_01.docx
@@ -67,12 +67,12 @@
           <wp:inline distB="114300" distT="114300" distL="114300" distR="114300">
             <wp:extent cx="447675" cy="57150"/>
             <wp:effectExtent b="0" l="0" r="0" t="0"/>
-            <wp:docPr descr="short line" id="14" name="image15.png"/>
+            <wp:docPr descr="short line" id="14" name="image4.png"/>
             <a:graphic>
               <a:graphicData uri="http://schemas.openxmlformats.org/drawingml/2006/picture">
                 <pic:pic>
                   <pic:nvPicPr>
-                    <pic:cNvPr descr="short line" id="0" name="image15.png"/>
+                    <pic:cNvPr descr="short line" id="0" name="image4.png"/>
                     <pic:cNvPicPr preferRelativeResize="0"/>
                   </pic:nvPicPr>
                   <pic:blipFill>
@@ -309,7 +309,7 @@
           <w:szCs w:val="32"/>
           <w:rtl w:val="0"/>
         </w:rPr>
-        <w:t xml:space="preserve">Actualizado Noviembre 2025</w:t>
+        <w:t xml:space="preserve">Actualizado Marzo 2026</w:t>
       </w:r>
     </w:p>
     <w:p>
@@ -710,7 +710,7 @@
     </w:p>
     <w:sdt>
       <w:sdtPr>
-        <w:id w:val="1001738880"/>
+        <w:id w:val="-559634"/>
         <w:docPartObj>
           <w:docPartGallery w:val="Table of Contents"/>
           <w:docPartUnique w:val="1"/>
@@ -1323,9 +1323,8 @@
     </w:p>
     <w:p>
       <w:pPr>
-        <w:keepNext w:val="1"/>
         <w:pageBreakBefore w:val="0"/>
-        <w:spacing w:after="120" w:before="240" w:lineRule="auto"/>
+        <w:spacing w:after="0" w:before="0" w:lineRule="auto"/>
         <w:rPr>
           <w:b w:val="1"/>
           <w:bCs w:val="1"/>
@@ -1335,56 +1334,8 @@
         </w:rPr>
       </w:pPr>
       <w:r>
-        <w:rPr>
-          <w:rtl w:val="0"/>
-        </w:rPr>
-      </w:r>
-    </w:p>
-    <w:p>
-      <w:pPr>
-        <w:pageBreakBefore w:val="0"/>
-        <w:spacing w:after="0" w:before="0" w:lineRule="auto"/>
-        <w:rPr>
-          <w:smallCaps w:val="1"/>
-          <w:color w:val="336633"/>
-          <w:sz w:val="32"/>
-          <w:szCs w:val="32"/>
-        </w:rPr>
-      </w:pPr>
-      <w:r>
-        <w:rPr>
-          <w:rtl w:val="0"/>
-        </w:rPr>
-      </w:r>
-    </w:p>
-    <w:p>
-      <w:pPr>
-        <w:pageBreakBefore w:val="0"/>
-        <w:spacing w:after="0" w:before="0" w:lineRule="auto"/>
-        <w:rPr>
-          <w:smallCaps w:val="1"/>
-          <w:color w:val="336633"/>
-          <w:sz w:val="32"/>
-          <w:szCs w:val="32"/>
-        </w:rPr>
-      </w:pPr>
-      <w:r>
-        <w:rPr>
-          <w:rtl w:val="0"/>
-        </w:rPr>
-      </w:r>
-    </w:p>
-    <w:p>
-      <w:pPr>
-        <w:pageBreakBefore w:val="0"/>
-        <w:spacing w:after="0" w:before="0" w:lineRule="auto"/>
-        <w:rPr>
-          <w:smallCaps w:val="1"/>
-          <w:color w:val="336633"/>
-          <w:sz w:val="32"/>
-          <w:szCs w:val="32"/>
-        </w:rPr>
-      </w:pPr>
+        <w:br w:type="page"/>
+      </w:r>
       <w:r>
         <w:rPr>
           <w:rtl w:val="0"/>
@@ -2204,12 +2155,12 @@
           <wp:inline distB="114300" distT="114300" distL="114300" distR="114300">
             <wp:extent cx="6120000" cy="1117600"/>
             <wp:effectExtent b="0" l="0" r="0" t="0"/>
-            <wp:docPr id="12" name="image12.png"/>
+            <wp:docPr id="12" name="image5.png"/>
             <a:graphic>
               <a:graphicData uri="http://schemas.openxmlformats.org/drawingml/2006/picture">
                 <pic:pic>
                   <pic:nvPicPr>
-                    <pic:cNvPr id="0" name="image12.png"/>
+                    <pic:cNvPr id="0" name="image5.png"/>
                     <pic:cNvPicPr preferRelativeResize="0"/>
                   </pic:nvPicPr>
                   <pic:blipFill>
@@ -2336,12 +2287,12 @@
           <wp:inline distB="114300" distT="114300" distL="114300" distR="114300">
             <wp:extent cx="6120000" cy="1397000"/>
             <wp:effectExtent b="0" l="0" r="0" t="0"/>
-            <wp:docPr id="7" name="image3.png"/>
+            <wp:docPr id="7" name="image6.png"/>
             <a:graphic>
               <a:graphicData uri="http://schemas.openxmlformats.org/drawingml/2006/picture">
                 <pic:pic>
                   <pic:nvPicPr>
-                    <pic:cNvPr id="0" name="image3.png"/>
+                    <pic:cNvPr id="0" name="image6.png"/>
                     <pic:cNvPicPr preferRelativeResize="0"/>
                   </pic:nvPicPr>
                   <pic:blipFill>
@@ -2579,12 +2530,12 @@
           <wp:inline distB="114300" distT="114300" distL="114300" distR="114300">
             <wp:extent cx="6120000" cy="1930400"/>
             <wp:effectExtent b="0" l="0" r="0" t="0"/>
-            <wp:docPr id="2" name="image5.png"/>
+            <wp:docPr id="2" name="image3.png"/>
             <a:graphic>
               <a:graphicData uri="http://schemas.openxmlformats.org/drawingml/2006/picture">
                 <pic:pic>
                   <pic:nvPicPr>
-                    <pic:cNvPr id="0" name="image5.png"/>
+                    <pic:cNvPr id="0" name="image3.png"/>
                     <pic:cNvPicPr preferRelativeResize="0"/>
                   </pic:nvPicPr>
                   <pic:blipFill>
@@ -2765,12 +2716,12 @@
           <wp:inline distB="114300" distT="114300" distL="114300" distR="114300">
             <wp:extent cx="6120000" cy="2641600"/>
             <wp:effectExtent b="0" l="0" r="0" t="0"/>
-            <wp:docPr id="11" name="image14.png"/>
+            <wp:docPr id="11" name="image11.png"/>
             <a:graphic>
               <a:graphicData uri="http://schemas.openxmlformats.org/drawingml/2006/picture">
                 <pic:pic>
                   <pic:nvPicPr>
-                    <pic:cNvPr id="0" name="image14.png"/>
+                    <pic:cNvPr id="0" name="image11.png"/>
                     <pic:cNvPicPr preferRelativeResize="0"/>
                   </pic:nvPicPr>
                   <pic:blipFill>
@@ -3284,12 +3235,12 @@
           <wp:inline distB="114300" distT="114300" distL="114300" distR="114300">
             <wp:extent cx="6120000" cy="1397000"/>
             <wp:effectExtent b="0" l="0" r="0" t="0"/>
-            <wp:docPr id="5" name="image8.png"/>
+            <wp:docPr id="5" name="image12.png"/>
             <a:graphic>
               <a:graphicData uri="http://schemas.openxmlformats.org/drawingml/2006/picture">
                 <pic:pic>
                   <pic:nvPicPr>
-                    <pic:cNvPr id="0" name="image8.png"/>
+                    <pic:cNvPr id="0" name="image12.png"/>
                     <pic:cNvPicPr preferRelativeResize="0"/>
                   </pic:nvPicPr>
                   <pic:blipFill>
@@ -3425,12 +3376,12 @@
           <wp:inline distB="114300" distT="114300" distL="114300" distR="114300">
             <wp:extent cx="6120000" cy="1879600"/>
             <wp:effectExtent b="0" l="0" r="0" t="0"/>
-            <wp:docPr id="4" name="image9.png"/>
+            <wp:docPr id="4" name="image14.png"/>
             <a:graphic>
               <a:graphicData uri="http://schemas.openxmlformats.org/drawingml/2006/picture">
                 <pic:pic>
                   <pic:nvPicPr>
-                    <pic:cNvPr id="0" name="image9.png"/>
+                    <pic:cNvPr id="0" name="image14.png"/>
                     <pic:cNvPicPr preferRelativeResize="0"/>
                   </pic:nvPicPr>
                   <pic:blipFill>
@@ -3816,12 +3767,12 @@
           <wp:inline distB="114300" distT="114300" distL="114300" distR="114300">
             <wp:extent cx="6120000" cy="1498600"/>
             <wp:effectExtent b="0" l="0" r="0" t="0"/>
-            <wp:docPr id="1" name="image6.png"/>
+            <wp:docPr id="1" name="image7.png"/>
             <a:graphic>
               <a:graphicData uri="http://schemas.openxmlformats.org/drawingml/2006/picture">
                 <pic:pic>
                   <pic:nvPicPr>
-                    <pic:cNvPr id="0" name="image6.png"/>
+                    <pic:cNvPr id="0" name="image7.png"/>
                     <pic:cNvPicPr preferRelativeResize="0"/>
                   </pic:nvPicPr>
                   <pic:blipFill>
@@ -3964,12 +3915,12 @@
           <wp:inline distB="114300" distT="114300" distL="114300" distR="114300">
             <wp:extent cx="6120000" cy="1244600"/>
             <wp:effectExtent b="0" l="0" r="0" t="0"/>
-            <wp:docPr id="6" name="image10.png"/>
+            <wp:docPr id="6" name="image8.png"/>
             <a:graphic>
               <a:graphicData uri="http://schemas.openxmlformats.org/drawingml/2006/picture">
                 <pic:pic>
                   <pic:nvPicPr>
-                    <pic:cNvPr id="0" name="image10.png"/>
+                    <pic:cNvPr id="0" name="image8.png"/>
                     <pic:cNvPicPr preferRelativeResize="0"/>
                   </pic:nvPicPr>
                   <pic:blipFill>
@@ -4177,12 +4128,12 @@
           <wp:inline distB="114300" distT="114300" distL="114300" distR="114300">
             <wp:extent cx="6120000" cy="393700"/>
             <wp:effectExtent b="0" l="0" r="0" t="0"/>
-            <wp:docPr id="10" name="image13.png"/>
+            <wp:docPr id="10" name="image9.png"/>
             <a:graphic>
               <a:graphicData uri="http://schemas.openxmlformats.org/drawingml/2006/picture">
                 <pic:pic>
                   <pic:nvPicPr>
-                    <pic:cNvPr id="0" name="image13.png"/>
+                    <pic:cNvPr id="0" name="image9.png"/>
                     <pic:cNvPicPr preferRelativeResize="0"/>
                   </pic:nvPicPr>
                   <pic:blipFill>
@@ -4325,12 +4276,12 @@
           <wp:inline distB="114300" distT="114300" distL="114300" distR="114300">
             <wp:extent cx="6120000" cy="457200"/>
             <wp:effectExtent b="0" l="0" r="0" t="0"/>
-            <wp:docPr id="9" name="image11.png"/>
+            <wp:docPr id="9" name="image10.png"/>
             <a:graphic>
               <a:graphicData uri="http://schemas.openxmlformats.org/drawingml/2006/picture">
                 <pic:pic>
                   <pic:nvPicPr>
-                    <pic:cNvPr id="0" name="image11.png"/>
+                    <pic:cNvPr id="0" name="image10.png"/>
                     <pic:cNvPicPr preferRelativeResize="0"/>
                   </pic:nvPicPr>
                   <pic:blipFill>
@@ -4566,12 +4517,12 @@
           <wp:inline distB="114300" distT="114300" distL="114300" distR="114300">
             <wp:extent cx="6120000" cy="520700"/>
             <wp:effectExtent b="0" l="0" r="0" t="0"/>
-            <wp:docPr id="8" name="image4.png"/>
+            <wp:docPr id="8" name="image13.png"/>
             <a:graphic>
               <a:graphicData uri="http://schemas.openxmlformats.org/drawingml/2006/picture">
                 <pic:pic>
                   <pic:nvPicPr>
-                    <pic:cNvPr id="0" name="image4.png"/>
+                    <pic:cNvPr id="0" name="image13.png"/>
                     <pic:cNvPicPr preferRelativeResize="0"/>
                   </pic:nvPicPr>
                   <pic:blipFill>
